--- a/hin/docx/31.content.docx
+++ b/hin/docx/31.content.docx
@@ -19,7 +19,7 @@
         <w:rPr>
           <w:lang w:val="hi_IN" w:bidi="hi_IN"/>
         </w:rPr>
-        <w:t>Resource: अध्ययन नोट्स - पुस्तक परिचय (टिंडेल)</w:t>
+        <w:t>Resource: Tyndale Open Study Notes</w:t>
       </w:r>
       <w:r>
         <w:rPr>
@@ -112,7 +112,7 @@
         <w:rPr>
           <w:lang w:val="hi_IN" w:bidi="hi_IN"/>
         </w:rPr>
-        <w:t>अध्ययन नोट्स - पुस्तक परिचय (टिंडेल)</w:t>
+        <w:t>Tyndale Open Study Notes</w:t>
       </w:r>
     </w:p>
     <w:p>

--- a/hin/docx/31.content.docx
+++ b/hin/docx/31.content.docx
@@ -19,7 +19,7 @@
         <w:rPr>
           <w:lang w:val="hi_IN" w:bidi="hi_IN"/>
         </w:rPr>
-        <w:t>Resource: Tyndale Open Study Notes</w:t>
+        <w:t>Resource: Aquifer Open Study Notes (Book Intros)</w:t>
       </w:r>
       <w:r>
         <w:rPr>
@@ -112,7 +112,7 @@
         <w:rPr>
           <w:lang w:val="hi_IN" w:bidi="hi_IN"/>
         </w:rPr>
-        <w:t>Tyndale Open Study Notes</w:t>
+        <w:t>Aquifer Open Study Notes (Book Intros)</w:t>
       </w:r>
     </w:p>
     <w:p>

--- a/hin/docx/31.content.docx
+++ b/hin/docx/31.content.docx
@@ -258,90 +258,60 @@
         </w:rPr>
         <w:t xml:space="preserve">एदोम के लोग याकूब के भाई एसाव के वंशज थे (देखें </w:t>
       </w:r>
-      <w:hyperlink r:id="rId13">
-        <w:r>
-          <w:rPr>
-            <w:lang w:val="hi_IN" w:bidi="hi_IN"/>
-          </w:rPr>
-          <w:rPr>
-            <w:color w:val="0000EE"/>
-            <w:u w:val="single"/>
-          </w:rPr>
-          <w:t>उत 25:30</w:t>
-        </w:r>
-      </w:hyperlink>
+      <w:r>
+        <w:rPr>
+          <w:lang w:val="hi_IN" w:bidi="hi_IN"/>
+        </w:rPr>
+        <w:t>उत 25:30</w:t>
+      </w:r>
       <w:r>
         <w:rPr>
           <w:lang w:val="hi_IN" w:bidi="hi_IN"/>
         </w:rPr>
         <w:t>)। एदोमियों ने मुख्यतः अराबा के पूर्व और मृत सागर के दक्षिण में स्थित ऊँचे पहाड़ी क्षेत्रों में बसे हुए थे। एदोम अधिकांश इस्राएल के राजतन्त्र (लगभग 1050–586 ईसा पूर्व) के दौरान अस्तित्व में रहा और प्रायः यहूदा के दक्षिणी राज्य का अधीनस्थ रहा (</w:t>
       </w:r>
-      <w:hyperlink r:id="rId14">
-        <w:r>
-          <w:rPr>
-            <w:lang w:val="hi_IN" w:bidi="hi_IN"/>
-          </w:rPr>
-          <w:rPr>
-            <w:color w:val="0000EE"/>
-            <w:u w:val="single"/>
-          </w:rPr>
-          <w:t>2 शमू 8:14</w:t>
-        </w:r>
-      </w:hyperlink>
+      <w:r>
+        <w:rPr>
+          <w:lang w:val="hi_IN" w:bidi="hi_IN"/>
+        </w:rPr>
+        <w:t>2 शमू 8:14</w:t>
+      </w:r>
       <w:r>
         <w:rPr>
           <w:lang w:val="hi_IN" w:bidi="hi_IN"/>
         </w:rPr>
         <w:t xml:space="preserve">; </w:t>
       </w:r>
-      <w:hyperlink r:id="rId15">
-        <w:r>
-          <w:rPr>
-            <w:lang w:val="hi_IN" w:bidi="hi_IN"/>
-          </w:rPr>
-          <w:rPr>
-            <w:color w:val="0000EE"/>
-            <w:u w:val="single"/>
-          </w:rPr>
-          <w:t>1 रा 11:14–16</w:t>
-        </w:r>
-      </w:hyperlink>
+      <w:r>
+        <w:rPr>
+          <w:lang w:val="hi_IN" w:bidi="hi_IN"/>
+        </w:rPr>
+        <w:t>1 रा 11:14–16</w:t>
+      </w:r>
       <w:r>
         <w:rPr>
           <w:lang w:val="hi_IN" w:bidi="hi_IN"/>
         </w:rPr>
         <w:t xml:space="preserve">; </w:t>
       </w:r>
-      <w:hyperlink r:id="rId16">
-        <w:r>
-          <w:rPr>
-            <w:lang w:val="hi_IN" w:bidi="hi_IN"/>
-          </w:rPr>
-          <w:rPr>
-            <w:color w:val="0000EE"/>
-            <w:u w:val="single"/>
-          </w:rPr>
-          <w:t>2 रा 8:20–22</w:t>
-        </w:r>
-      </w:hyperlink>
+      <w:r>
+        <w:rPr>
+          <w:lang w:val="hi_IN" w:bidi="hi_IN"/>
+        </w:rPr>
+        <w:t>2 रा 8:20–22</w:t>
+      </w:r>
       <w:r>
         <w:rPr>
           <w:lang w:val="hi_IN" w:bidi="hi_IN"/>
         </w:rPr>
         <w:t xml:space="preserve">; तुलना करें </w:t>
       </w:r>
-      <w:hyperlink r:id="rId17">
-        <w:r>
-          <w:rPr>
-            <w:lang w:val="hi_IN" w:bidi="hi_IN"/>
-          </w:rPr>
-          <w:rPr>
-            <w:color w:val="0000EE"/>
-            <w:u w:val="single"/>
-          </w:rPr>
-          <w:t>2 रा 3:9–14</w:t>
-        </w:r>
-      </w:hyperlink>
+      <w:r>
+        <w:rPr>
+          <w:lang w:val="hi_IN" w:bidi="hi_IN"/>
+        </w:rPr>
+        <w:t>2 रा 3:9–14</w:t>
+      </w:r>
       <w:r>
         <w:rPr>
           <w:lang w:val="hi_IN" w:bidi="hi_IN"/>
@@ -375,36 +345,24 @@
         </w:rPr>
         <w:t>एक देश के रूप में, एदोम ने याकूब के प्रति एसाव की मूल शत्रुता को दोहराया। उदाहरण के लिये, एदोम ने इस्राएल के मिस्र से निर्गमन का विरोध किया (</w:t>
       </w:r>
-      <w:hyperlink r:id="rId18">
-        <w:r>
-          <w:rPr>
-            <w:lang w:val="hi_IN" w:bidi="hi_IN"/>
-          </w:rPr>
-          <w:rPr>
-            <w:color w:val="0000EE"/>
-            <w:u w:val="single"/>
-          </w:rPr>
-          <w:t>गिन 20:14–21</w:t>
-        </w:r>
-      </w:hyperlink>
+      <w:r>
+        <w:rPr>
+          <w:lang w:val="hi_IN" w:bidi="hi_IN"/>
+        </w:rPr>
+        <w:t>गिन 20:14–21</w:t>
+      </w:r>
       <w:r>
         <w:rPr>
           <w:lang w:val="hi_IN" w:bidi="hi_IN"/>
         </w:rPr>
         <w:t xml:space="preserve">; </w:t>
       </w:r>
-      <w:hyperlink r:id="rId19">
-        <w:r>
-          <w:rPr>
-            <w:lang w:val="hi_IN" w:bidi="hi_IN"/>
-          </w:rPr>
-          <w:rPr>
-            <w:color w:val="0000EE"/>
-            <w:u w:val="single"/>
-          </w:rPr>
-          <w:t>21:4</w:t>
-        </w:r>
-      </w:hyperlink>
+      <w:r>
+        <w:rPr>
+          <w:lang w:val="hi_IN" w:bidi="hi_IN"/>
+        </w:rPr>
+        <w:t>21:4</w:t>
+      </w:r>
       <w:r>
         <w:rPr>
           <w:lang w:val="hi_IN" w:bidi="hi_IN"/>
@@ -450,18 +408,12 @@
         </w:rPr>
         <w:t>ओबद्याह की प्रस्तावना में (</w:t>
       </w:r>
-      <w:hyperlink r:id="rId20">
-        <w:r>
-          <w:rPr>
-            <w:lang w:val="hi_IN" w:bidi="hi_IN"/>
-          </w:rPr>
-          <w:rPr>
-            <w:color w:val="0000EE"/>
-            <w:u w:val="single"/>
-          </w:rPr>
-          <w:t>1:1–9</w:t>
-        </w:r>
-      </w:hyperlink>
+      <w:r>
+        <w:rPr>
+          <w:lang w:val="hi_IN" w:bidi="hi_IN"/>
+        </w:rPr>
+        <w:t>1:1–9</w:t>
+      </w:r>
       <w:r>
         <w:rPr>
           <w:lang w:val="hi_IN" w:bidi="hi_IN"/>
@@ -482,18 +434,12 @@
         </w:rPr>
         <w:t>दूसरा खण्ड (</w:t>
       </w:r>
-      <w:hyperlink r:id="rId21">
-        <w:r>
-          <w:rPr>
-            <w:lang w:val="hi_IN" w:bidi="hi_IN"/>
-          </w:rPr>
-          <w:rPr>
-            <w:color w:val="0000EE"/>
-            <w:u w:val="single"/>
-          </w:rPr>
-          <w:t>1:10–14</w:t>
-        </w:r>
-      </w:hyperlink>
+      <w:r>
+        <w:rPr>
+          <w:lang w:val="hi_IN" w:bidi="hi_IN"/>
+        </w:rPr>
+        <w:t>1:10–14</w:t>
+      </w:r>
       <w:r>
         <w:rPr>
           <w:lang w:val="hi_IN" w:bidi="hi_IN"/>
@@ -514,54 +460,36 @@
         </w:rPr>
         <w:t>तीसरे और अन्तिम खण्ड में (</w:t>
       </w:r>
-      <w:hyperlink r:id="rId22">
-        <w:r>
-          <w:rPr>
-            <w:lang w:val="hi_IN" w:bidi="hi_IN"/>
-          </w:rPr>
-          <w:rPr>
-            <w:color w:val="0000EE"/>
-            <w:u w:val="single"/>
-          </w:rPr>
-          <w:t>1:15–21</w:t>
-        </w:r>
-      </w:hyperlink>
+      <w:r>
+        <w:rPr>
+          <w:lang w:val="hi_IN" w:bidi="hi_IN"/>
+        </w:rPr>
+        <w:t>1:15–21</w:t>
+      </w:r>
       <w:r>
         <w:rPr>
           <w:lang w:val="hi_IN" w:bidi="hi_IN"/>
         </w:rPr>
         <w:t>), ओबद्याह यहोवा के दिन का आने की कल्पना करते हैं जो परमेश्वर के अधीन एक सार्वभौमिक राज्य में परिणत होगा। जो लोग बुराई करेंगे, उन्हें भयानक परिणाम का सामना करना होगा (</w:t>
       </w:r>
-      <w:hyperlink r:id="rId23">
-        <w:r>
-          <w:rPr>
-            <w:lang w:val="hi_IN" w:bidi="hi_IN"/>
-          </w:rPr>
-          <w:rPr>
-            <w:color w:val="0000EE"/>
-            <w:u w:val="single"/>
-          </w:rPr>
-          <w:t>1:15–16</w:t>
-        </w:r>
-      </w:hyperlink>
+      <w:r>
+        <w:rPr>
+          <w:lang w:val="hi_IN" w:bidi="hi_IN"/>
+        </w:rPr>
+        <w:t>1:15–16</w:t>
+      </w:r>
       <w:r>
         <w:rPr>
           <w:lang w:val="hi_IN" w:bidi="hi_IN"/>
         </w:rPr>
         <w:t>), और जिन्होंने अन्यायपूर्वक दु:ख सहा है, उन्हें पुनःस्थापित किया जाएगा (</w:t>
       </w:r>
-      <w:hyperlink r:id="rId24">
-        <w:r>
-          <w:rPr>
-            <w:lang w:val="hi_IN" w:bidi="hi_IN"/>
-          </w:rPr>
-          <w:rPr>
-            <w:color w:val="0000EE"/>
-            <w:u w:val="single"/>
-          </w:rPr>
-          <w:t>1:17–21</w:t>
-        </w:r>
-      </w:hyperlink>
+      <w:r>
+        <w:rPr>
+          <w:lang w:val="hi_IN" w:bidi="hi_IN"/>
+        </w:rPr>
+        <w:t>1:17–21</w:t>
+      </w:r>
       <w:r>
         <w:rPr>
           <w:lang w:val="hi_IN" w:bidi="hi_IN"/>
@@ -593,18 +521,12 @@
         </w:rPr>
         <w:t>ओबद्याह के नाम का अर्थ "प्रभु का सेवक" है। वह केवल अपनी भविष्यद्वाणी और उसके समय और स्थान के विषय में पाठ द्वारा प्रदान किए गए संकेतों से ही जाने जाते हैं। पुराने नियम में कई व्यक्तियों का नाम ओबद्याह था, जिनमें राजा अहाब के महल के दीवान भी शामिल थे, जो पहले के समय में थे (</w:t>
       </w:r>
-      <w:hyperlink r:id="rId25">
-        <w:r>
-          <w:rPr>
-            <w:lang w:val="hi_IN" w:bidi="hi_IN"/>
-          </w:rPr>
-          <w:rPr>
-            <w:color w:val="0000EE"/>
-            <w:u w:val="single"/>
-          </w:rPr>
-          <w:t>1 रा 18:3–16</w:t>
-        </w:r>
-      </w:hyperlink>
+      <w:r>
+        <w:rPr>
+          <w:lang w:val="hi_IN" w:bidi="hi_IN"/>
+        </w:rPr>
+        <w:t>1 रा 18:3–16</w:t>
+      </w:r>
       <w:r>
         <w:rPr>
           <w:lang w:val="hi_IN" w:bidi="hi_IN"/>
@@ -625,36 +547,24 @@
         </w:rPr>
         <w:t>ओबद्याह की भविष्यद्वाणी यहूदा के राज्य पर चढ़ाई से प्रेरित थी। 586 ईसा पूर्व में, बाबेल के राजा नबूकदनेस्सर ने यहूदा की स्वतंत्रता समाप्त कर दी और इसके अन्तिम राजा, सिदकिय्याह को निर्वासित कर दिया (</w:t>
       </w:r>
-      <w:hyperlink r:id="rId26">
-        <w:r>
-          <w:rPr>
-            <w:lang w:val="hi_IN" w:bidi="hi_IN"/>
-          </w:rPr>
-          <w:rPr>
-            <w:color w:val="0000EE"/>
-            <w:u w:val="single"/>
-          </w:rPr>
-          <w:t>2 रा 25:1–30</w:t>
-        </w:r>
-      </w:hyperlink>
+      <w:r>
+        <w:rPr>
+          <w:lang w:val="hi_IN" w:bidi="hi_IN"/>
+        </w:rPr>
+        <w:t>2 रा 25:1–30</w:t>
+      </w:r>
       <w:r>
         <w:rPr>
           <w:lang w:val="hi_IN" w:bidi="hi_IN"/>
         </w:rPr>
         <w:t xml:space="preserve">)। ओबद्याह की पुस्तक के अलावा, इस घटना पर एदोम की विशेष प्रतिक्रिया का बहुत कम उल्लेख मिलता है (देखें </w:t>
       </w:r>
-      <w:hyperlink r:id="rId27">
-        <w:r>
-          <w:rPr>
-            <w:lang w:val="hi_IN" w:bidi="hi_IN"/>
-          </w:rPr>
-          <w:rPr>
-            <w:color w:val="0000EE"/>
-            <w:u w:val="single"/>
-          </w:rPr>
-          <w:t>यशा 34:5–10</w:t>
-        </w:r>
-      </w:hyperlink>
+      <w:r>
+        <w:rPr>
+          <w:lang w:val="hi_IN" w:bidi="hi_IN"/>
+        </w:rPr>
+        <w:t>यशा 34:5–10</w:t>
+      </w:r>
       <w:r>
         <w:rPr>
           <w:lang w:val="hi_IN" w:bidi="hi_IN"/>
@@ -686,72 +596,48 @@
         </w:rPr>
         <w:t xml:space="preserve">ओबद्याह का एदोम के विषय में दिया गया सन्देश अन्य भविष्यद्वक्ताओं के सन्देश की गूंज है, और इसके कुछ अंश विशेष रूप से </w:t>
       </w:r>
-      <w:hyperlink r:id="rId28">
-        <w:r>
-          <w:rPr>
-            <w:lang w:val="hi_IN" w:bidi="hi_IN"/>
-          </w:rPr>
-          <w:rPr>
-            <w:color w:val="0000EE"/>
-            <w:u w:val="single"/>
-          </w:rPr>
-          <w:t>यिर्मयाह 49:9</w:t>
-        </w:r>
-      </w:hyperlink>
+      <w:r>
+        <w:rPr>
+          <w:lang w:val="hi_IN" w:bidi="hi_IN"/>
+        </w:rPr>
+        <w:t>यिर्मयाह 49:9</w:t>
+      </w:r>
       <w:r>
         <w:rPr>
           <w:lang w:val="hi_IN" w:bidi="hi_IN"/>
         </w:rPr>
         <w:t xml:space="preserve">, </w:t>
       </w:r>
-      <w:hyperlink r:id="rId29">
-        <w:r>
-          <w:rPr>
-            <w:lang w:val="hi_IN" w:bidi="hi_IN"/>
-          </w:rPr>
-          <w:rPr>
-            <w:color w:val="0000EE"/>
-            <w:u w:val="single"/>
-          </w:rPr>
-          <w:t>14–16</w:t>
-        </w:r>
-      </w:hyperlink>
+      <w:r>
+        <w:rPr>
+          <w:lang w:val="hi_IN" w:bidi="hi_IN"/>
+        </w:rPr>
+        <w:t>14–16</w:t>
+      </w:r>
       <w:r>
         <w:rPr>
           <w:lang w:val="hi_IN" w:bidi="hi_IN"/>
         </w:rPr>
         <w:t xml:space="preserve"> के अनुरूप हैं। इसे सम्भवतः एदोम के भविष्य से सम्बन्धित अन्य भविष्यद्वाणियों के साथ पढ़ा जाना चाहिए और यह </w:t>
       </w:r>
-      <w:hyperlink r:id="rId30">
-        <w:r>
-          <w:rPr>
-            <w:lang w:val="hi_IN" w:bidi="hi_IN"/>
-          </w:rPr>
-          <w:rPr>
-            <w:color w:val="0000EE"/>
-            <w:u w:val="single"/>
-          </w:rPr>
-          <w:t>योएल 3:19</w:t>
-        </w:r>
-      </w:hyperlink>
+      <w:r>
+        <w:rPr>
+          <w:lang w:val="hi_IN" w:bidi="hi_IN"/>
+        </w:rPr>
+        <w:t>योएल 3:19</w:t>
+      </w:r>
       <w:r>
         <w:rPr>
           <w:lang w:val="hi_IN" w:bidi="hi_IN"/>
         </w:rPr>
         <w:t xml:space="preserve"> और </w:t>
       </w:r>
-      <w:hyperlink r:id="rId31">
-        <w:r>
-          <w:rPr>
-            <w:lang w:val="hi_IN" w:bidi="hi_IN"/>
-          </w:rPr>
-          <w:rPr>
-            <w:color w:val="0000EE"/>
-            <w:u w:val="single"/>
-          </w:rPr>
-          <w:t>आमोस 9:12</w:t>
-        </w:r>
-      </w:hyperlink>
+      <w:r>
+        <w:rPr>
+          <w:lang w:val="hi_IN" w:bidi="hi_IN"/>
+        </w:rPr>
+        <w:t>आमोस 9:12</w:t>
+      </w:r>
       <w:r>
         <w:rPr>
           <w:lang w:val="hi_IN" w:bidi="hi_IN"/>
@@ -810,18 +696,12 @@
         </w:rPr>
         <w:t>) के अनुसार वापस आएगा: "जैसा तूने किया है, वैसा ही तुझ से भी किया जाएगा" (</w:t>
       </w:r>
-      <w:hyperlink r:id="rId32">
-        <w:r>
-          <w:rPr>
-            <w:lang w:val="hi_IN" w:bidi="hi_IN"/>
-          </w:rPr>
-          <w:rPr>
-            <w:color w:val="0000EE"/>
-            <w:u w:val="single"/>
-          </w:rPr>
-          <w:t>1:15</w:t>
-        </w:r>
-      </w:hyperlink>
+      <w:r>
+        <w:rPr>
+          <w:lang w:val="hi_IN" w:bidi="hi_IN"/>
+        </w:rPr>
+        <w:t>1:15</w:t>
+      </w:r>
       <w:r>
         <w:rPr>
           <w:lang w:val="hi_IN" w:bidi="hi_IN"/>
@@ -842,18 +722,12 @@
         </w:rPr>
         <w:t>यहोवा का दिन आएगा, जो दीनों को पूर्ण न्याय, अंधेर करनेवालों को दण्ड, और एक सार्वभौमिक राज्य का आरम्भ होगा, जिसमें यहोवा सभी जातियों पर राज्य करेंगे। स्थानीय और ऐतिहासिक स्तर पर, इसका अर्थ यह था कि इस्राएल अपने देश में पुनःस्थापित किया जाएगा और उसे एदोम के देश पर प्रभुता दी जाएगी। सार्वभौमिक स्तर पर, एदोम का दण्ड केवल एक व्यापक न्याय प्रक्रिया का हिस्सा था। न केवल एदोम, बल्कि “सारी जातियाँ” (</w:t>
       </w:r>
-      <w:hyperlink r:id="rId33">
-        <w:r>
-          <w:rPr>
-            <w:lang w:val="hi_IN" w:bidi="hi_IN"/>
-          </w:rPr>
-          <w:rPr>
-            <w:color w:val="0000EE"/>
-            <w:u w:val="single"/>
-          </w:rPr>
-          <w:t>1:16</w:t>
-        </w:r>
-      </w:hyperlink>
+      <w:r>
+        <w:rPr>
+          <w:lang w:val="hi_IN" w:bidi="hi_IN"/>
+        </w:rPr>
+        <w:t>1:16</w:t>
+      </w:r>
       <w:r>
         <w:rPr>
           <w:lang w:val="hi_IN" w:bidi="hi_IN"/>
@@ -874,72 +748,48 @@
         </w:rPr>
         <w:t>यह परमेश्वर की वह छवि है जो ओबद्याह की धर्मशास्त्र की धारणा को प्रभावित करती है और आधुनिक पाठकों को एक निर्णय का सामना करने के लिये बाध्य करती है। हम किसकी सेवा करेंगे—एक देवता जो बुराई के प्रति उदासीन हैं, या वह न्यायी परमेश्वर जिसे हम ओबद्याह में पाते हैं? केवल वही परमेश्वर जो बुराई का न्याय करता है, हमें यह आश्वासन दे सकता है कि अन्ततः बुराई की जीत नहीं होगी। ओबद्याह उस नए दिन की प्रतीक्षा करता है जब “राज्य यहोवा ही का हो जाएगा” (</w:t>
       </w:r>
-      <w:hyperlink r:id="rId34">
-        <w:r>
-          <w:rPr>
-            <w:lang w:val="hi_IN" w:bidi="hi_IN"/>
-          </w:rPr>
-          <w:rPr>
-            <w:color w:val="0000EE"/>
-            <w:u w:val="single"/>
-          </w:rPr>
-          <w:t>1:21</w:t>
-        </w:r>
-      </w:hyperlink>
+      <w:r>
+        <w:rPr>
+          <w:lang w:val="hi_IN" w:bidi="hi_IN"/>
+        </w:rPr>
+        <w:t>1:21</w:t>
+      </w:r>
       <w:r>
         <w:rPr>
           <w:lang w:val="hi_IN" w:bidi="hi_IN"/>
         </w:rPr>
         <w:t>)। इस्राएल की यह आशा पूरे संसार की आशा बन गई जब मसीह ने घोषणा की, “परमेश्वर का राज्य निकट आ गया है” (</w:t>
       </w:r>
-      <w:hyperlink r:id="rId35">
-        <w:r>
-          <w:rPr>
-            <w:lang w:val="hi_IN" w:bidi="hi_IN"/>
-          </w:rPr>
-          <w:rPr>
-            <w:color w:val="0000EE"/>
-            <w:u w:val="single"/>
-          </w:rPr>
-          <w:t>मर 1:15</w:t>
-        </w:r>
-      </w:hyperlink>
+      <w:r>
+        <w:rPr>
+          <w:lang w:val="hi_IN" w:bidi="hi_IN"/>
+        </w:rPr>
+        <w:t>मर 1:15</w:t>
+      </w:r>
       <w:r>
         <w:rPr>
           <w:lang w:val="hi_IN" w:bidi="hi_IN"/>
         </w:rPr>
         <w:t xml:space="preserve">; </w:t>
       </w:r>
-      <w:hyperlink r:id="rId36">
-        <w:r>
-          <w:rPr>
-            <w:lang w:val="hi_IN" w:bidi="hi_IN"/>
-          </w:rPr>
-          <w:rPr>
-            <w:color w:val="0000EE"/>
-            <w:u w:val="single"/>
-          </w:rPr>
-          <w:t>लूका 10:9–12</w:t>
-        </w:r>
-      </w:hyperlink>
+      <w:r>
+        <w:rPr>
+          <w:lang w:val="hi_IN" w:bidi="hi_IN"/>
+        </w:rPr>
+        <w:t>लूका 10:9–12</w:t>
+      </w:r>
       <w:r>
         <w:rPr>
           <w:lang w:val="hi_IN" w:bidi="hi_IN"/>
         </w:rPr>
         <w:t xml:space="preserve">; </w:t>
       </w:r>
-      <w:hyperlink r:id="rId37">
-        <w:r>
-          <w:rPr>
-            <w:lang w:val="hi_IN" w:bidi="hi_IN"/>
-          </w:rPr>
-          <w:rPr>
-            <w:color w:val="0000EE"/>
-            <w:u w:val="single"/>
-          </w:rPr>
-          <w:t>21:31–33</w:t>
-        </w:r>
-      </w:hyperlink>
+      <w:r>
+        <w:rPr>
+          <w:lang w:val="hi_IN" w:bidi="hi_IN"/>
+        </w:rPr>
+        <w:t>21:31–33</w:t>
+      </w:r>
       <w:r>
         <w:rPr>
           <w:lang w:val="hi_IN" w:bidi="hi_IN"/>
